--- a/02-Machine-Learning/Unidad2/Tema1-Semana1/P2_Semana6.docx
+++ b/02-Machine-Learning/Unidad2/Tema1-Semana1/P2_Semana6.docx
@@ -1,6 +1,6 @@
 
 <file path=word/document.xml><?xml version="1.0" encoding="utf-8"?>
-<w:document xmlns:wpc="http://schemas.microsoft.com/office/word/2010/wordprocessingCanvas" xmlns:cx="http://schemas.microsoft.com/office/drawing/2014/chartex" xmlns:cx1="http://schemas.microsoft.com/office/drawing/2015/9/8/chartex" xmlns:cx2="http://schemas.microsoft.com/office/drawing/2015/10/21/chartex" xmlns:cx3="http://schemas.microsoft.com/office/drawing/2016/5/9/chartex" xmlns:cx4="http://schemas.microsoft.com/office/drawing/2016/5/10/chartex" xmlns:cx5="http://schemas.microsoft.com/office/drawing/2016/5/11/chartex" xmlns:cx6="http://schemas.microsoft.com/office/drawing/2016/5/12/chartex" xmlns:cx7="http://schemas.microsoft.com/office/drawing/2016/5/13/chartex" xmlns:cx8="http://schemas.microsoft.com/office/drawing/2016/5/14/chartex" xmlns:mc="http://schemas.openxmlformats.org/markup-compatibility/2006" xmlns:aink="http://schemas.microsoft.com/office/drawing/2016/ink" xmlns:am3d="http://schemas.microsoft.com/office/drawing/2017/model3d" xmlns:o="urn:schemas-microsoft-com:office:office" xmlns:oel="http://schemas.microsoft.com/office/2019/extlst" xmlns:r="http://schemas.openxmlformats.org/officeDocument/2006/relationships" xmlns:m="http://schemas.openxmlformats.org/officeDocument/2006/math" xmlns:v="urn:schemas-microsoft-com:vml" xmlns:wp14="http://schemas.microsoft.com/office/word/2010/wordprocessingDrawing" xmlns:wp="http://schemas.openxmlformats.org/drawingml/2006/wordprocessingDrawing" xmlns:w10="urn:schemas-microsoft-com:office:word" xmlns:w="http://schemas.openxmlformats.org/wordprocessingml/2006/main" xmlns:w14="http://schemas.microsoft.com/office/word/2010/wordml" xmlns:w15="http://schemas.microsoft.com/office/word/2012/wordml" xmlns:w16cex="http://schemas.microsoft.com/office/word/2018/wordml/cex" xmlns:w16cid="http://schemas.microsoft.com/office/word/2016/wordml/cid" xmlns:w16="http://schemas.microsoft.com/office/word/2018/wordml" xmlns:w16sdtdh="http://schemas.microsoft.com/office/word/2020/wordml/sdtdatahash" xmlns:w16se="http://schemas.microsoft.com/office/word/2015/wordml/symex" xmlns:wpg="http://schemas.microsoft.com/office/word/2010/wordprocessingGroup" xmlns:wpi="http://schemas.microsoft.com/office/word/2010/wordprocessingInk" xmlns:wne="http://schemas.microsoft.com/office/word/2006/wordml" xmlns:wps="http://schemas.microsoft.com/office/word/2010/wordprocessingShape" mc:Ignorable="w14 w15 w16se w16cid w16 w16cex w16sdtdh wp14">
+<w:document xmlns:wpc="http://schemas.microsoft.com/office/word/2010/wordprocessingCanvas" xmlns:cx="http://schemas.microsoft.com/office/drawing/2014/chartex" xmlns:cx1="http://schemas.microsoft.com/office/drawing/2015/9/8/chartex" xmlns:cx2="http://schemas.microsoft.com/office/drawing/2015/10/21/chartex" xmlns:cx3="http://schemas.microsoft.com/office/drawing/2016/5/9/chartex" xmlns:cx4="http://schemas.microsoft.com/office/drawing/2016/5/10/chartex" xmlns:cx5="http://schemas.microsoft.com/office/drawing/2016/5/11/chartex" xmlns:cx6="http://schemas.microsoft.com/office/drawing/2016/5/12/chartex" xmlns:cx7="http://schemas.microsoft.com/office/drawing/2016/5/13/chartex" xmlns:cx8="http://schemas.microsoft.com/office/drawing/2016/5/14/chartex" xmlns:mc="http://schemas.openxmlformats.org/markup-compatibility/2006" xmlns:aink="http://schemas.microsoft.com/office/drawing/2016/ink" xmlns:am3d="http://schemas.microsoft.com/office/drawing/2017/model3d" xmlns:o="urn:schemas-microsoft-com:office:office" xmlns:r="http://schemas.openxmlformats.org/officeDocument/2006/relationships" xmlns:m="http://schemas.openxmlformats.org/officeDocument/2006/math" xmlns:v="urn:schemas-microsoft-com:vml" xmlns:wp14="http://schemas.microsoft.com/office/word/2010/wordprocessingDrawing" xmlns:wp="http://schemas.openxmlformats.org/drawingml/2006/wordprocessingDrawing" xmlns:w10="urn:schemas-microsoft-com:office:word" xmlns:w="http://schemas.openxmlformats.org/wordprocessingml/2006/main" xmlns:w14="http://schemas.microsoft.com/office/word/2010/wordml" xmlns:w15="http://schemas.microsoft.com/office/word/2012/wordml" xmlns:w16cex="http://schemas.microsoft.com/office/word/2018/wordml/cex" xmlns:w16cid="http://schemas.microsoft.com/office/word/2016/wordml/cid" xmlns:w16="http://schemas.microsoft.com/office/word/2018/wordml" xmlns:w16sdtdh="http://schemas.microsoft.com/office/word/2020/wordml/sdtdatahash" xmlns:w16se="http://schemas.microsoft.com/office/word/2015/wordml/symex" xmlns:wpg="http://schemas.microsoft.com/office/word/2010/wordprocessingGroup" xmlns:wpi="http://schemas.microsoft.com/office/word/2010/wordprocessingInk" xmlns:wne="http://schemas.microsoft.com/office/word/2006/wordml" xmlns:wps="http://schemas.microsoft.com/office/word/2010/wordprocessingShape" mc:Ignorable="w14 w15 w16se w16cid w16 w16cex w16sdtdh wp14">
   <w:body>
     <w:p>
       <w:pPr>
@@ -65,14 +65,14 @@
         <w:tblLook w:val="04A0" w:firstRow="1" w:lastRow="0" w:firstColumn="1" w:lastColumn="0" w:noHBand="0" w:noVBand="1"/>
       </w:tblPr>
       <w:tblGrid>
-        <w:gridCol w:w="1467"/>
-        <w:gridCol w:w="1509"/>
-        <w:gridCol w:w="2313"/>
-        <w:gridCol w:w="1756"/>
-        <w:gridCol w:w="1275"/>
-        <w:gridCol w:w="2179"/>
-        <w:gridCol w:w="1460"/>
-        <w:gridCol w:w="2035"/>
+        <w:gridCol w:w="1407"/>
+        <w:gridCol w:w="1518"/>
+        <w:gridCol w:w="2322"/>
+        <w:gridCol w:w="1765"/>
+        <w:gridCol w:w="1284"/>
+        <w:gridCol w:w="2187"/>
+        <w:gridCol w:w="1468"/>
+        <w:gridCol w:w="2043"/>
       </w:tblGrid>
       <w:tr>
         <w:trPr>
@@ -82,7 +82,7 @@
         </w:trPr>
         <w:tc>
           <w:tcPr>
-            <w:tcW w:w="489" w:type="pct"/>
+            <w:tcW w:w="487" w:type="pct"/>
             <w:hideMark/>
           </w:tcPr>
           <w:p>
@@ -112,7 +112,7 @@
         </w:tc>
         <w:tc>
           <w:tcPr>
-            <w:tcW w:w="535" w:type="pct"/>
+            <w:tcW w:w="532" w:type="pct"/>
             <w:hideMark/>
           </w:tcPr>
           <w:p>
@@ -142,7 +142,7 @@
         </w:tc>
         <w:tc>
           <w:tcPr>
-            <w:tcW w:w="824" w:type="pct"/>
+            <w:tcW w:w="819" w:type="pct"/>
             <w:hideMark/>
           </w:tcPr>
           <w:p>
@@ -172,7 +172,7 @@
         </w:tc>
         <w:tc>
           <w:tcPr>
-            <w:tcW w:w="624" w:type="pct"/>
+            <w:tcW w:w="620" w:type="pct"/>
           </w:tcPr>
           <w:p>
             <w:pPr>
@@ -201,7 +201,7 @@
         </w:tc>
         <w:tc>
           <w:tcPr>
-            <w:tcW w:w="451" w:type="pct"/>
+            <w:tcW w:w="448" w:type="pct"/>
             <w:vAlign w:val="center"/>
             <w:hideMark/>
           </w:tcPr>
@@ -234,7 +234,7 @@
         </w:tc>
         <w:tc>
           <w:tcPr>
-            <w:tcW w:w="776" w:type="pct"/>
+            <w:tcW w:w="771" w:type="pct"/>
           </w:tcPr>
           <w:p>
             <w:pPr>
@@ -277,7 +277,7 @@
         </w:tc>
         <w:tc>
           <w:tcPr>
-            <w:tcW w:w="517" w:type="pct"/>
+            <w:tcW w:w="514" w:type="pct"/>
           </w:tcPr>
           <w:p>
             <w:pPr>
@@ -317,7 +317,7 @@
         </w:tc>
         <w:tc>
           <w:tcPr>
-            <w:tcW w:w="718" w:type="pct"/>
+            <w:tcW w:w="714" w:type="pct"/>
           </w:tcPr>
           <w:p>
             <w:pPr>
@@ -377,12 +377,12 @@
       </w:tr>
       <w:tr>
         <w:trPr>
-          <w:trHeight w:val="944"/>
+          <w:trHeight w:val="491"/>
           <w:tblCellSpacing w:w="15" w:type="dxa"/>
         </w:trPr>
         <w:tc>
           <w:tcPr>
-            <w:tcW w:w="489" w:type="pct"/>
+            <w:tcW w:w="487" w:type="pct"/>
             <w:vAlign w:val="center"/>
             <w:hideMark/>
           </w:tcPr>
@@ -398,7 +398,7 @@
         </w:tc>
         <w:tc>
           <w:tcPr>
-            <w:tcW w:w="535" w:type="pct"/>
+            <w:tcW w:w="532" w:type="pct"/>
             <w:vAlign w:val="center"/>
             <w:hideMark/>
           </w:tcPr>
@@ -414,7 +414,7 @@
         </w:tc>
         <w:tc>
           <w:tcPr>
-            <w:tcW w:w="824" w:type="pct"/>
+            <w:tcW w:w="819" w:type="pct"/>
             <w:vAlign w:val="center"/>
             <w:hideMark/>
           </w:tcPr>
@@ -430,7 +430,7 @@
         </w:tc>
         <w:tc>
           <w:tcPr>
-            <w:tcW w:w="624" w:type="pct"/>
+            <w:tcW w:w="620" w:type="pct"/>
           </w:tcPr>
           <w:p>
             <w:pPr>
@@ -444,7 +444,7 @@
         </w:tc>
         <w:tc>
           <w:tcPr>
-            <w:tcW w:w="451" w:type="pct"/>
+            <w:tcW w:w="448" w:type="pct"/>
             <w:vAlign w:val="center"/>
             <w:hideMark/>
           </w:tcPr>
@@ -460,29 +460,29 @@
         </w:tc>
         <w:tc>
           <w:tcPr>
-            <w:tcW w:w="776" w:type="pct"/>
-          </w:tcPr>
-          <w:p>
-            <w:pPr>
-              <w:spacing w:after="0" w:line="240" w:lineRule="auto"/>
-              <w:jc w:val="center"/>
-            </w:pPr>
-          </w:p>
-        </w:tc>
-        <w:tc>
-          <w:tcPr>
-            <w:tcW w:w="517" w:type="pct"/>
-          </w:tcPr>
-          <w:p>
-            <w:pPr>
-              <w:spacing w:after="0" w:line="240" w:lineRule="auto"/>
-              <w:jc w:val="center"/>
-            </w:pPr>
-          </w:p>
-        </w:tc>
-        <w:tc>
-          <w:tcPr>
-            <w:tcW w:w="718" w:type="pct"/>
+            <w:tcW w:w="771" w:type="pct"/>
+          </w:tcPr>
+          <w:p>
+            <w:pPr>
+              <w:spacing w:after="0" w:line="240" w:lineRule="auto"/>
+              <w:jc w:val="center"/>
+            </w:pPr>
+          </w:p>
+        </w:tc>
+        <w:tc>
+          <w:tcPr>
+            <w:tcW w:w="514" w:type="pct"/>
+          </w:tcPr>
+          <w:p>
+            <w:pPr>
+              <w:spacing w:after="0" w:line="240" w:lineRule="auto"/>
+              <w:jc w:val="center"/>
+            </w:pPr>
+          </w:p>
+        </w:tc>
+        <w:tc>
+          <w:tcPr>
+            <w:tcW w:w="714" w:type="pct"/>
           </w:tcPr>
           <w:p>
             <w:pPr>
@@ -499,7 +499,7 @@
         </w:trPr>
         <w:tc>
           <w:tcPr>
-            <w:tcW w:w="489" w:type="pct"/>
+            <w:tcW w:w="487" w:type="pct"/>
             <w:vAlign w:val="center"/>
             <w:hideMark/>
           </w:tcPr>
@@ -515,7 +515,7 @@
         </w:tc>
         <w:tc>
           <w:tcPr>
-            <w:tcW w:w="535" w:type="pct"/>
+            <w:tcW w:w="532" w:type="pct"/>
             <w:vAlign w:val="center"/>
             <w:hideMark/>
           </w:tcPr>
@@ -531,7 +531,7 @@
         </w:tc>
         <w:tc>
           <w:tcPr>
-            <w:tcW w:w="824" w:type="pct"/>
+            <w:tcW w:w="819" w:type="pct"/>
             <w:vAlign w:val="center"/>
             <w:hideMark/>
           </w:tcPr>
@@ -547,7 +547,7 @@
         </w:tc>
         <w:tc>
           <w:tcPr>
-            <w:tcW w:w="624" w:type="pct"/>
+            <w:tcW w:w="620" w:type="pct"/>
           </w:tcPr>
           <w:p>
             <w:pPr>
@@ -561,7 +561,7 @@
         </w:tc>
         <w:tc>
           <w:tcPr>
-            <w:tcW w:w="451" w:type="pct"/>
+            <w:tcW w:w="448" w:type="pct"/>
             <w:vAlign w:val="center"/>
             <w:hideMark/>
           </w:tcPr>
@@ -577,29 +577,29 @@
         </w:tc>
         <w:tc>
           <w:tcPr>
-            <w:tcW w:w="776" w:type="pct"/>
-          </w:tcPr>
-          <w:p>
-            <w:pPr>
-              <w:spacing w:after="0" w:line="240" w:lineRule="auto"/>
-              <w:jc w:val="center"/>
-            </w:pPr>
-          </w:p>
-        </w:tc>
-        <w:tc>
-          <w:tcPr>
-            <w:tcW w:w="517" w:type="pct"/>
-          </w:tcPr>
-          <w:p>
-            <w:pPr>
-              <w:spacing w:after="0" w:line="240" w:lineRule="auto"/>
-              <w:jc w:val="center"/>
-            </w:pPr>
-          </w:p>
-        </w:tc>
-        <w:tc>
-          <w:tcPr>
-            <w:tcW w:w="718" w:type="pct"/>
+            <w:tcW w:w="771" w:type="pct"/>
+          </w:tcPr>
+          <w:p>
+            <w:pPr>
+              <w:spacing w:after="0" w:line="240" w:lineRule="auto"/>
+              <w:jc w:val="center"/>
+            </w:pPr>
+          </w:p>
+        </w:tc>
+        <w:tc>
+          <w:tcPr>
+            <w:tcW w:w="514" w:type="pct"/>
+          </w:tcPr>
+          <w:p>
+            <w:pPr>
+              <w:spacing w:after="0" w:line="240" w:lineRule="auto"/>
+              <w:jc w:val="center"/>
+            </w:pPr>
+          </w:p>
+        </w:tc>
+        <w:tc>
+          <w:tcPr>
+            <w:tcW w:w="714" w:type="pct"/>
           </w:tcPr>
           <w:p>
             <w:pPr>
@@ -616,7 +616,7 @@
         </w:trPr>
         <w:tc>
           <w:tcPr>
-            <w:tcW w:w="489" w:type="pct"/>
+            <w:tcW w:w="487" w:type="pct"/>
             <w:vAlign w:val="center"/>
             <w:hideMark/>
           </w:tcPr>
@@ -632,7 +632,7 @@
         </w:tc>
         <w:tc>
           <w:tcPr>
-            <w:tcW w:w="535" w:type="pct"/>
+            <w:tcW w:w="532" w:type="pct"/>
             <w:vAlign w:val="center"/>
             <w:hideMark/>
           </w:tcPr>
@@ -648,7 +648,7 @@
         </w:tc>
         <w:tc>
           <w:tcPr>
-            <w:tcW w:w="824" w:type="pct"/>
+            <w:tcW w:w="819" w:type="pct"/>
             <w:vAlign w:val="center"/>
             <w:hideMark/>
           </w:tcPr>
@@ -664,7 +664,7 @@
         </w:tc>
         <w:tc>
           <w:tcPr>
-            <w:tcW w:w="624" w:type="pct"/>
+            <w:tcW w:w="620" w:type="pct"/>
           </w:tcPr>
           <w:p>
             <w:pPr>
@@ -678,7 +678,7 @@
         </w:tc>
         <w:tc>
           <w:tcPr>
-            <w:tcW w:w="451" w:type="pct"/>
+            <w:tcW w:w="448" w:type="pct"/>
             <w:vAlign w:val="center"/>
             <w:hideMark/>
           </w:tcPr>
@@ -694,29 +694,29 @@
         </w:tc>
         <w:tc>
           <w:tcPr>
-            <w:tcW w:w="776" w:type="pct"/>
-          </w:tcPr>
-          <w:p>
-            <w:pPr>
-              <w:spacing w:after="0" w:line="240" w:lineRule="auto"/>
-              <w:jc w:val="center"/>
-            </w:pPr>
-          </w:p>
-        </w:tc>
-        <w:tc>
-          <w:tcPr>
-            <w:tcW w:w="517" w:type="pct"/>
-          </w:tcPr>
-          <w:p>
-            <w:pPr>
-              <w:spacing w:after="0" w:line="240" w:lineRule="auto"/>
-              <w:jc w:val="center"/>
-            </w:pPr>
-          </w:p>
-        </w:tc>
-        <w:tc>
-          <w:tcPr>
-            <w:tcW w:w="718" w:type="pct"/>
+            <w:tcW w:w="771" w:type="pct"/>
+          </w:tcPr>
+          <w:p>
+            <w:pPr>
+              <w:spacing w:after="0" w:line="240" w:lineRule="auto"/>
+              <w:jc w:val="center"/>
+            </w:pPr>
+          </w:p>
+        </w:tc>
+        <w:tc>
+          <w:tcPr>
+            <w:tcW w:w="514" w:type="pct"/>
+          </w:tcPr>
+          <w:p>
+            <w:pPr>
+              <w:spacing w:after="0" w:line="240" w:lineRule="auto"/>
+              <w:jc w:val="center"/>
+            </w:pPr>
+          </w:p>
+        </w:tc>
+        <w:tc>
+          <w:tcPr>
+            <w:tcW w:w="714" w:type="pct"/>
           </w:tcPr>
           <w:p>
             <w:pPr>
@@ -733,7 +733,7 @@
         </w:trPr>
         <w:tc>
           <w:tcPr>
-            <w:tcW w:w="489" w:type="pct"/>
+            <w:tcW w:w="487" w:type="pct"/>
             <w:vAlign w:val="center"/>
             <w:hideMark/>
           </w:tcPr>
@@ -749,7 +749,7 @@
         </w:tc>
         <w:tc>
           <w:tcPr>
-            <w:tcW w:w="535" w:type="pct"/>
+            <w:tcW w:w="532" w:type="pct"/>
             <w:vAlign w:val="center"/>
             <w:hideMark/>
           </w:tcPr>
@@ -765,7 +765,7 @@
         </w:tc>
         <w:tc>
           <w:tcPr>
-            <w:tcW w:w="824" w:type="pct"/>
+            <w:tcW w:w="819" w:type="pct"/>
             <w:vAlign w:val="center"/>
             <w:hideMark/>
           </w:tcPr>
@@ -781,7 +781,7 @@
         </w:tc>
         <w:tc>
           <w:tcPr>
-            <w:tcW w:w="624" w:type="pct"/>
+            <w:tcW w:w="620" w:type="pct"/>
           </w:tcPr>
           <w:p>
             <w:pPr>
@@ -795,7 +795,7 @@
         </w:tc>
         <w:tc>
           <w:tcPr>
-            <w:tcW w:w="451" w:type="pct"/>
+            <w:tcW w:w="448" w:type="pct"/>
             <w:vAlign w:val="center"/>
             <w:hideMark/>
           </w:tcPr>
@@ -811,29 +811,29 @@
         </w:tc>
         <w:tc>
           <w:tcPr>
-            <w:tcW w:w="776" w:type="pct"/>
-          </w:tcPr>
-          <w:p>
-            <w:pPr>
-              <w:spacing w:after="0" w:line="240" w:lineRule="auto"/>
-              <w:jc w:val="center"/>
-            </w:pPr>
-          </w:p>
-        </w:tc>
-        <w:tc>
-          <w:tcPr>
-            <w:tcW w:w="517" w:type="pct"/>
-          </w:tcPr>
-          <w:p>
-            <w:pPr>
-              <w:spacing w:after="0" w:line="240" w:lineRule="auto"/>
-              <w:jc w:val="center"/>
-            </w:pPr>
-          </w:p>
-        </w:tc>
-        <w:tc>
-          <w:tcPr>
-            <w:tcW w:w="718" w:type="pct"/>
+            <w:tcW w:w="771" w:type="pct"/>
+          </w:tcPr>
+          <w:p>
+            <w:pPr>
+              <w:spacing w:after="0" w:line="240" w:lineRule="auto"/>
+              <w:jc w:val="center"/>
+            </w:pPr>
+          </w:p>
+        </w:tc>
+        <w:tc>
+          <w:tcPr>
+            <w:tcW w:w="514" w:type="pct"/>
+          </w:tcPr>
+          <w:p>
+            <w:pPr>
+              <w:spacing w:after="0" w:line="240" w:lineRule="auto"/>
+              <w:jc w:val="center"/>
+            </w:pPr>
+          </w:p>
+        </w:tc>
+        <w:tc>
+          <w:tcPr>
+            <w:tcW w:w="714" w:type="pct"/>
           </w:tcPr>
           <w:p>
             <w:pPr>
@@ -850,7 +850,7 @@
         </w:trPr>
         <w:tc>
           <w:tcPr>
-            <w:tcW w:w="489" w:type="pct"/>
+            <w:tcW w:w="487" w:type="pct"/>
             <w:vAlign w:val="center"/>
             <w:hideMark/>
           </w:tcPr>
@@ -866,7 +866,7 @@
         </w:tc>
         <w:tc>
           <w:tcPr>
-            <w:tcW w:w="535" w:type="pct"/>
+            <w:tcW w:w="532" w:type="pct"/>
             <w:vAlign w:val="center"/>
             <w:hideMark/>
           </w:tcPr>
@@ -882,7 +882,7 @@
         </w:tc>
         <w:tc>
           <w:tcPr>
-            <w:tcW w:w="824" w:type="pct"/>
+            <w:tcW w:w="819" w:type="pct"/>
             <w:vAlign w:val="center"/>
             <w:hideMark/>
           </w:tcPr>
@@ -898,7 +898,7 @@
         </w:tc>
         <w:tc>
           <w:tcPr>
-            <w:tcW w:w="624" w:type="pct"/>
+            <w:tcW w:w="620" w:type="pct"/>
           </w:tcPr>
           <w:p>
             <w:pPr>
@@ -912,7 +912,7 @@
         </w:tc>
         <w:tc>
           <w:tcPr>
-            <w:tcW w:w="451" w:type="pct"/>
+            <w:tcW w:w="448" w:type="pct"/>
             <w:vAlign w:val="center"/>
             <w:hideMark/>
           </w:tcPr>
@@ -928,29 +928,29 @@
         </w:tc>
         <w:tc>
           <w:tcPr>
-            <w:tcW w:w="776" w:type="pct"/>
-          </w:tcPr>
-          <w:p>
-            <w:pPr>
-              <w:spacing w:after="0" w:line="240" w:lineRule="auto"/>
-              <w:jc w:val="center"/>
-            </w:pPr>
-          </w:p>
-        </w:tc>
-        <w:tc>
-          <w:tcPr>
-            <w:tcW w:w="517" w:type="pct"/>
-          </w:tcPr>
-          <w:p>
-            <w:pPr>
-              <w:spacing w:after="0" w:line="240" w:lineRule="auto"/>
-              <w:jc w:val="center"/>
-            </w:pPr>
-          </w:p>
-        </w:tc>
-        <w:tc>
-          <w:tcPr>
-            <w:tcW w:w="718" w:type="pct"/>
+            <w:tcW w:w="771" w:type="pct"/>
+          </w:tcPr>
+          <w:p>
+            <w:pPr>
+              <w:spacing w:after="0" w:line="240" w:lineRule="auto"/>
+              <w:jc w:val="center"/>
+            </w:pPr>
+          </w:p>
+        </w:tc>
+        <w:tc>
+          <w:tcPr>
+            <w:tcW w:w="514" w:type="pct"/>
+          </w:tcPr>
+          <w:p>
+            <w:pPr>
+              <w:spacing w:after="0" w:line="240" w:lineRule="auto"/>
+              <w:jc w:val="center"/>
+            </w:pPr>
+          </w:p>
+        </w:tc>
+        <w:tc>
+          <w:tcPr>
+            <w:tcW w:w="714" w:type="pct"/>
           </w:tcPr>
           <w:p>
             <w:pPr>
@@ -967,7 +967,7 @@
         </w:trPr>
         <w:tc>
           <w:tcPr>
-            <w:tcW w:w="489" w:type="pct"/>
+            <w:tcW w:w="487" w:type="pct"/>
             <w:vAlign w:val="center"/>
             <w:hideMark/>
           </w:tcPr>
@@ -983,7 +983,7 @@
         </w:tc>
         <w:tc>
           <w:tcPr>
-            <w:tcW w:w="535" w:type="pct"/>
+            <w:tcW w:w="532" w:type="pct"/>
             <w:vAlign w:val="center"/>
             <w:hideMark/>
           </w:tcPr>
@@ -999,7 +999,7 @@
         </w:tc>
         <w:tc>
           <w:tcPr>
-            <w:tcW w:w="824" w:type="pct"/>
+            <w:tcW w:w="819" w:type="pct"/>
             <w:vAlign w:val="center"/>
             <w:hideMark/>
           </w:tcPr>
@@ -1015,7 +1015,7 @@
         </w:tc>
         <w:tc>
           <w:tcPr>
-            <w:tcW w:w="624" w:type="pct"/>
+            <w:tcW w:w="620" w:type="pct"/>
           </w:tcPr>
           <w:p>
             <w:pPr>
@@ -1029,7 +1029,7 @@
         </w:tc>
         <w:tc>
           <w:tcPr>
-            <w:tcW w:w="451" w:type="pct"/>
+            <w:tcW w:w="448" w:type="pct"/>
             <w:vAlign w:val="center"/>
             <w:hideMark/>
           </w:tcPr>
@@ -1045,29 +1045,29 @@
         </w:tc>
         <w:tc>
           <w:tcPr>
-            <w:tcW w:w="776" w:type="pct"/>
-          </w:tcPr>
-          <w:p>
-            <w:pPr>
-              <w:spacing w:after="0" w:line="240" w:lineRule="auto"/>
-              <w:jc w:val="center"/>
-            </w:pPr>
-          </w:p>
-        </w:tc>
-        <w:tc>
-          <w:tcPr>
-            <w:tcW w:w="517" w:type="pct"/>
-          </w:tcPr>
-          <w:p>
-            <w:pPr>
-              <w:spacing w:after="0" w:line="240" w:lineRule="auto"/>
-              <w:jc w:val="center"/>
-            </w:pPr>
-          </w:p>
-        </w:tc>
-        <w:tc>
-          <w:tcPr>
-            <w:tcW w:w="718" w:type="pct"/>
+            <w:tcW w:w="771" w:type="pct"/>
+          </w:tcPr>
+          <w:p>
+            <w:pPr>
+              <w:spacing w:after="0" w:line="240" w:lineRule="auto"/>
+              <w:jc w:val="center"/>
+            </w:pPr>
+          </w:p>
+        </w:tc>
+        <w:tc>
+          <w:tcPr>
+            <w:tcW w:w="514" w:type="pct"/>
+          </w:tcPr>
+          <w:p>
+            <w:pPr>
+              <w:spacing w:after="0" w:line="240" w:lineRule="auto"/>
+              <w:jc w:val="center"/>
+            </w:pPr>
+          </w:p>
+        </w:tc>
+        <w:tc>
+          <w:tcPr>
+            <w:tcW w:w="714" w:type="pct"/>
           </w:tcPr>
           <w:p>
             <w:pPr>
@@ -1258,6 +1258,7 @@
         <w:t xml:space="preserve">y = </w:t>
       </w:r>
       <w:proofErr w:type="spellStart"/>
+      <w:proofErr w:type="gramStart"/>
       <w:r>
         <w:rPr>
           <w:lang w:val="en-US"/>
@@ -1265,6 +1266,7 @@
         <w:t>np.array</w:t>
       </w:r>
       <w:proofErr w:type="spellEnd"/>
+      <w:proofErr w:type="gramEnd"/>
       <w:r>
         <w:rPr>
           <w:lang w:val="en-US"/>
@@ -1320,6 +1322,7 @@
         <w:t xml:space="preserve"> = (</w:t>
       </w:r>
       <w:proofErr w:type="spellStart"/>
+      <w:proofErr w:type="gramStart"/>
       <w:r>
         <w:rPr>
           <w:lang w:val="en-US"/>
@@ -1327,6 +1330,7 @@
         <w:t>np.arange</w:t>
       </w:r>
       <w:proofErr w:type="spellEnd"/>
+      <w:proofErr w:type="gramEnd"/>
       <w:r>
         <w:rPr>
           <w:lang w:val="en-US"/>
@@ -1375,11 +1379,19 @@
           <w:lang w:val="en-US"/>
         </w:rPr>
       </w:pPr>
-      <w:r>
-        <w:rPr>
-          <w:lang w:val="en-US"/>
-        </w:rPr>
-        <w:t xml:space="preserve">print('one-hot encoding:\n', </w:t>
+      <w:proofErr w:type="gramStart"/>
+      <w:r>
+        <w:rPr>
+          <w:lang w:val="en-US"/>
+        </w:rPr>
+        <w:t>print(</w:t>
+      </w:r>
+      <w:proofErr w:type="gramEnd"/>
+      <w:r>
+        <w:rPr>
+          <w:lang w:val="en-US"/>
+        </w:rPr>
+        <w:t xml:space="preserve">'one-hot encoding:\n', </w:t>
       </w:r>
       <w:proofErr w:type="spellStart"/>
       <w:r>
@@ -1456,6 +1468,7 @@
         <w:t xml:space="preserve">X = </w:t>
       </w:r>
       <w:proofErr w:type="spellStart"/>
+      <w:proofErr w:type="gramStart"/>
       <w:r>
         <w:rPr>
           <w:lang w:val="en-US"/>
@@ -1463,6 +1476,7 @@
         <w:t>np.array</w:t>
       </w:r>
       <w:proofErr w:type="spellEnd"/>
+      <w:proofErr w:type="gramEnd"/>
       <w:r>
         <w:rPr>
           <w:lang w:val="en-US"/>
@@ -1529,6 +1543,7 @@
         <w:t xml:space="preserve">W = </w:t>
       </w:r>
       <w:proofErr w:type="spellStart"/>
+      <w:proofErr w:type="gramStart"/>
       <w:r>
         <w:rPr>
           <w:lang w:val="en-US"/>
@@ -1536,6 +1551,7 @@
         <w:t>np.array</w:t>
       </w:r>
       <w:proofErr w:type="spellEnd"/>
+      <w:proofErr w:type="gramEnd"/>
       <w:r>
         <w:rPr>
           <w:lang w:val="en-US"/>
@@ -1577,6 +1593,7 @@
         <w:t xml:space="preserve">bias = </w:t>
       </w:r>
       <w:proofErr w:type="spellStart"/>
+      <w:proofErr w:type="gramStart"/>
       <w:r>
         <w:rPr>
           <w:lang w:val="en-US"/>
@@ -1584,6 +1601,7 @@
         <w:t>np.array</w:t>
       </w:r>
       <w:proofErr w:type="spellEnd"/>
+      <w:proofErr w:type="gramEnd"/>
       <w:r>
         <w:rPr>
           <w:lang w:val="en-US"/>
@@ -1604,24 +1622,40 @@
           <w:lang w:val="en-US"/>
         </w:rPr>
       </w:pPr>
-      <w:r>
-        <w:rPr>
-          <w:lang w:val="en-US"/>
-        </w:rPr>
-        <w:t>print('Inputs X:\n', X)</w:t>
-      </w:r>
-    </w:p>
-    <w:p>
-      <w:pPr>
-        <w:rPr>
-          <w:lang w:val="en-US"/>
-        </w:rPr>
-      </w:pPr>
-      <w:r>
-        <w:rPr>
-          <w:lang w:val="en-US"/>
-        </w:rPr>
-        <w:t>print('\</w:t>
+      <w:proofErr w:type="gramStart"/>
+      <w:r>
+        <w:rPr>
+          <w:lang w:val="en-US"/>
+        </w:rPr>
+        <w:t>print(</w:t>
+      </w:r>
+      <w:proofErr w:type="gramEnd"/>
+      <w:r>
+        <w:rPr>
+          <w:lang w:val="en-US"/>
+        </w:rPr>
+        <w:t>'Inputs X:\n', X)</w:t>
+      </w:r>
+    </w:p>
+    <w:p>
+      <w:pPr>
+        <w:rPr>
+          <w:lang w:val="en-US"/>
+        </w:rPr>
+      </w:pPr>
+      <w:proofErr w:type="gramStart"/>
+      <w:r>
+        <w:rPr>
+          <w:lang w:val="en-US"/>
+        </w:rPr>
+        <w:t>print(</w:t>
+      </w:r>
+      <w:proofErr w:type="gramEnd"/>
+      <w:r>
+        <w:rPr>
+          <w:lang w:val="en-US"/>
+        </w:rPr>
+        <w:t>'\</w:t>
       </w:r>
       <w:proofErr w:type="spellStart"/>
       <w:r>
@@ -1640,12 +1674,17 @@
     </w:p>
     <w:p>
       <w:proofErr w:type="spellStart"/>
+      <w:proofErr w:type="gramStart"/>
       <w:r>
         <w:t>print</w:t>
       </w:r>
       <w:proofErr w:type="spellEnd"/>
       <w:r>
-        <w:t>('\</w:t>
+        <w:t>(</w:t>
+      </w:r>
+      <w:proofErr w:type="gramEnd"/>
+      <w:r>
+        <w:t>'\</w:t>
       </w:r>
       <w:proofErr w:type="spellStart"/>
       <w:r>
@@ -1734,6 +1773,7 @@
         <w:t xml:space="preserve">) to which we then add the bias </w:t>
       </w:r>
       <w:proofErr w:type="spellStart"/>
+      <w:proofErr w:type="gramStart"/>
       <w:r>
         <w:rPr>
           <w:lang w:val="en-US"/>
@@ -1741,6 +1781,7 @@
         <w:t>unit:Z</w:t>
       </w:r>
       <w:proofErr w:type="spellEnd"/>
+      <w:proofErr w:type="gramEnd"/>
       <w:r>
         <w:rPr>
           <w:lang w:val="en-US"/>
@@ -1782,6 +1823,7 @@
         <w:t xml:space="preserve">X = </w:t>
       </w:r>
       <w:proofErr w:type="spellStart"/>
+      <w:proofErr w:type="gramStart"/>
       <w:r>
         <w:rPr>
           <w:lang w:val="en-US"/>
@@ -1789,6 +1831,7 @@
         <w:t>np.array</w:t>
       </w:r>
       <w:proofErr w:type="spellEnd"/>
+      <w:proofErr w:type="gramEnd"/>
       <w:r>
         <w:rPr>
           <w:lang w:val="en-US"/>
@@ -1855,6 +1898,7 @@
         <w:t xml:space="preserve">W = </w:t>
       </w:r>
       <w:proofErr w:type="spellStart"/>
+      <w:proofErr w:type="gramStart"/>
       <w:r>
         <w:rPr>
           <w:lang w:val="en-US"/>
@@ -1862,6 +1906,7 @@
         <w:t>np.array</w:t>
       </w:r>
       <w:proofErr w:type="spellEnd"/>
+      <w:proofErr w:type="gramEnd"/>
       <w:r>
         <w:rPr>
           <w:lang w:val="en-US"/>
@@ -1903,6 +1948,7 @@
         <w:t xml:space="preserve">bias = </w:t>
       </w:r>
       <w:proofErr w:type="spellStart"/>
+      <w:proofErr w:type="gramStart"/>
       <w:r>
         <w:rPr>
           <w:lang w:val="en-US"/>
@@ -1910,6 +1956,7 @@
         <w:t>np.array</w:t>
       </w:r>
       <w:proofErr w:type="spellEnd"/>
+      <w:proofErr w:type="gramEnd"/>
       <w:r>
         <w:rPr>
           <w:lang w:val="en-US"/>
@@ -1930,24 +1977,40 @@
           <w:lang w:val="en-US"/>
         </w:rPr>
       </w:pPr>
-      <w:r>
-        <w:rPr>
-          <w:lang w:val="en-US"/>
-        </w:rPr>
-        <w:t>print('Inputs X:\n', X)</w:t>
-      </w:r>
-    </w:p>
-    <w:p>
-      <w:pPr>
-        <w:rPr>
-          <w:lang w:val="en-US"/>
-        </w:rPr>
-      </w:pPr>
-      <w:r>
-        <w:rPr>
-          <w:lang w:val="en-US"/>
-        </w:rPr>
-        <w:t>print('\</w:t>
+      <w:proofErr w:type="gramStart"/>
+      <w:r>
+        <w:rPr>
+          <w:lang w:val="en-US"/>
+        </w:rPr>
+        <w:t>print(</w:t>
+      </w:r>
+      <w:proofErr w:type="gramEnd"/>
+      <w:r>
+        <w:rPr>
+          <w:lang w:val="en-US"/>
+        </w:rPr>
+        <w:t>'Inputs X:\n', X)</w:t>
+      </w:r>
+    </w:p>
+    <w:p>
+      <w:pPr>
+        <w:rPr>
+          <w:lang w:val="en-US"/>
+        </w:rPr>
+      </w:pPr>
+      <w:proofErr w:type="gramStart"/>
+      <w:r>
+        <w:rPr>
+          <w:lang w:val="en-US"/>
+        </w:rPr>
+        <w:t>print(</w:t>
+      </w:r>
+      <w:proofErr w:type="gramEnd"/>
+      <w:r>
+        <w:rPr>
+          <w:lang w:val="en-US"/>
+        </w:rPr>
+        <w:t>'\</w:t>
       </w:r>
       <w:proofErr w:type="spellStart"/>
       <w:r>
@@ -1966,12 +2029,17 @@
     </w:p>
     <w:p>
       <w:proofErr w:type="spellStart"/>
+      <w:proofErr w:type="gramStart"/>
       <w:r>
         <w:t>print</w:t>
       </w:r>
       <w:proofErr w:type="spellEnd"/>
       <w:r>
-        <w:t>('\</w:t>
+        <w:t>(</w:t>
+      </w:r>
+      <w:proofErr w:type="gramEnd"/>
+      <w:r>
+        <w:t>'\</w:t>
       </w:r>
       <w:proofErr w:type="spellStart"/>
       <w:r>
@@ -2004,6 +2072,7 @@
         <w:t xml:space="preserve"># </w:t>
       </w:r>
       <w:proofErr w:type="spellStart"/>
+      <w:proofErr w:type="gramStart"/>
       <w:r>
         <w:rPr>
           <w:lang w:val="en-US"/>
@@ -2011,6 +2080,7 @@
         <w:t>modelo</w:t>
       </w:r>
       <w:proofErr w:type="spellEnd"/>
+      <w:proofErr w:type="gramEnd"/>
     </w:p>
     <w:p>
       <w:pPr>
@@ -2037,27 +2107,49 @@
         <w:rPr>
           <w:lang w:val="en-US"/>
         </w:rPr>
-        <w:t>net_input</w:t>
-      </w:r>
-      <w:proofErr w:type="spellEnd"/>
-      <w:r>
-        <w:rPr>
-          <w:lang w:val="en-US"/>
-        </w:rPr>
-        <w:t>(X, W, bias)</w:t>
-      </w:r>
-    </w:p>
-    <w:p>
-      <w:pPr>
-        <w:rPr>
-          <w:lang w:val="en-US"/>
-        </w:rPr>
-      </w:pPr>
-      <w:r>
-        <w:rPr>
-          <w:lang w:val="en-US"/>
-        </w:rPr>
-        <w:t xml:space="preserve">print('net input:\n', </w:t>
+        <w:t>net_</w:t>
+      </w:r>
+      <w:proofErr w:type="gramStart"/>
+      <w:r>
+        <w:rPr>
+          <w:lang w:val="en-US"/>
+        </w:rPr>
+        <w:t>input</w:t>
+      </w:r>
+      <w:proofErr w:type="spellEnd"/>
+      <w:r>
+        <w:rPr>
+          <w:lang w:val="en-US"/>
+        </w:rPr>
+        <w:t>(</w:t>
+      </w:r>
+      <w:proofErr w:type="gramEnd"/>
+      <w:r>
+        <w:rPr>
+          <w:lang w:val="en-US"/>
+        </w:rPr>
+        <w:t>X, W, bias)</w:t>
+      </w:r>
+    </w:p>
+    <w:p>
+      <w:pPr>
+        <w:rPr>
+          <w:lang w:val="en-US"/>
+        </w:rPr>
+      </w:pPr>
+      <w:proofErr w:type="gramStart"/>
+      <w:r>
+        <w:rPr>
+          <w:lang w:val="en-US"/>
+        </w:rPr>
+        <w:t>print(</w:t>
+      </w:r>
+      <w:proofErr w:type="gramEnd"/>
+      <w:r>
+        <w:rPr>
+          <w:lang w:val="en-US"/>
+        </w:rPr>
+        <w:t xml:space="preserve">'net input:\n', </w:t>
       </w:r>
       <w:proofErr w:type="spellStart"/>
       <w:r>
@@ -2131,8 +2223,16 @@
         <w:rPr>
           <w:lang w:val="en-US"/>
         </w:rPr>
-        <w:t>z(i))=</w:t>
-      </w:r>
+        <w:t>z(i</w:t>
+      </w:r>
+      <w:proofErr w:type="gramStart"/>
+      <w:r>
+        <w:rPr>
+          <w:lang w:val="en-US"/>
+        </w:rPr>
+        <w:t>))=</w:t>
+      </w:r>
+      <w:proofErr w:type="gramEnd"/>
       <w:r>
         <w:t>ϕ</w:t>
       </w:r>
@@ -2268,6 +2368,7 @@
         <w:t>    return (</w:t>
       </w:r>
       <w:proofErr w:type="spellStart"/>
+      <w:proofErr w:type="gramStart"/>
       <w:r>
         <w:rPr>
           <w:lang w:val="en-US"/>
@@ -2282,6 +2383,7 @@
         <w:t>(</w:t>
       </w:r>
       <w:proofErr w:type="spellStart"/>
+      <w:proofErr w:type="gramEnd"/>
       <w:r>
         <w:rPr>
           <w:lang w:val="en-US"/>
@@ -2332,28 +2434,51 @@
       </w:pPr>
     </w:p>
     <w:p>
-      <w:proofErr w:type="spellStart"/>
-      <w:r>
+      <w:pPr>
+        <w:rPr>
+          <w:lang w:val="en-US"/>
+        </w:rPr>
+      </w:pPr>
+      <w:proofErr w:type="spellStart"/>
+      <w:r>
+        <w:rPr>
+          <w:lang w:val="en-US"/>
+        </w:rPr>
         <w:t>smax</w:t>
       </w:r>
       <w:proofErr w:type="spellEnd"/>
       <w:r>
+        <w:rPr>
+          <w:lang w:val="en-US"/>
+        </w:rPr>
         <w:t xml:space="preserve"> = </w:t>
       </w:r>
       <w:proofErr w:type="spellStart"/>
       <w:r>
+        <w:rPr>
+          <w:lang w:val="en-US"/>
+        </w:rPr>
         <w:t>softmax</w:t>
       </w:r>
       <w:proofErr w:type="spellEnd"/>
       <w:r>
+        <w:rPr>
+          <w:lang w:val="en-US"/>
+        </w:rPr>
         <w:t>(</w:t>
       </w:r>
       <w:proofErr w:type="spellStart"/>
       <w:r>
+        <w:rPr>
+          <w:lang w:val="en-US"/>
+        </w:rPr>
         <w:t>net_in</w:t>
       </w:r>
       <w:proofErr w:type="spellEnd"/>
       <w:r>
+        <w:rPr>
+          <w:lang w:val="en-US"/>
+        </w:rPr>
         <w:t>)</w:t>
       </w:r>
     </w:p>
@@ -2363,12 +2488,20 @@
           <w:lang w:val="en-US"/>
         </w:rPr>
       </w:pPr>
+      <w:proofErr w:type="gramStart"/>
       <w:r>
         <w:rPr>
           <w:lang w:val="en-US"/>
         </w:rPr>
         <w:lastRenderedPageBreak/>
-        <w:t>print('</w:t>
+        <w:t>print(</w:t>
+      </w:r>
+      <w:proofErr w:type="gramEnd"/>
+      <w:r>
+        <w:rPr>
+          <w:lang w:val="en-US"/>
+        </w:rPr>
+        <w:t>'</w:t>
       </w:r>
       <w:proofErr w:type="spellStart"/>
       <w:r>
@@ -2425,11 +2558,19 @@
           <w:lang w:val="en-US"/>
         </w:rPr>
       </w:pPr>
-      <w:r>
-        <w:rPr>
-          <w:lang w:val="en-US"/>
-        </w:rPr>
-        <w:t>#[0.29450637 0.34216758 0.36332605] has a 29.45% probability to belong to class 0.</w:t>
+      <w:proofErr w:type="gramStart"/>
+      <w:r>
+        <w:rPr>
+          <w:lang w:val="en-US"/>
+        </w:rPr>
+        <w:t>#[</w:t>
+      </w:r>
+      <w:proofErr w:type="gramEnd"/>
+      <w:r>
+        <w:rPr>
+          <w:lang w:val="en-US"/>
+        </w:rPr>
+        <w:t>0.29450637 0.34216758 0.36332605] has a 29.45% probability to belong to class 0.</w:t>
       </w:r>
     </w:p>
     <w:p>
@@ -2499,6 +2640,7 @@
         <w:t xml:space="preserve">    return </w:t>
       </w:r>
       <w:proofErr w:type="spellStart"/>
+      <w:proofErr w:type="gramStart"/>
       <w:r>
         <w:rPr>
           <w:lang w:val="en-US"/>
@@ -2506,6 +2648,7 @@
         <w:t>z.argmax</w:t>
       </w:r>
       <w:proofErr w:type="spellEnd"/>
+      <w:proofErr w:type="gramEnd"/>
       <w:r>
         <w:rPr>
           <w:lang w:val="en-US"/>
@@ -2519,11 +2662,19 @@
           <w:lang w:val="en-US"/>
         </w:rPr>
       </w:pPr>
-      <w:r>
-        <w:rPr>
-          <w:lang w:val="en-US"/>
-        </w:rPr>
-        <w:t xml:space="preserve">print('predicted class labels: ', </w:t>
+      <w:proofErr w:type="gramStart"/>
+      <w:r>
+        <w:rPr>
+          <w:lang w:val="en-US"/>
+        </w:rPr>
+        <w:t>print(</w:t>
+      </w:r>
+      <w:proofErr w:type="gramEnd"/>
+      <w:r>
+        <w:rPr>
+          <w:lang w:val="en-US"/>
+        </w:rPr>
+        <w:t xml:space="preserve">'predicted class labels: ', </w:t>
       </w:r>
       <w:proofErr w:type="spellStart"/>
       <w:r>
@@ -3207,6 +3358,7 @@
   <w:style w:type="character" w:default="1" w:styleId="Fuentedeprrafopredeter">
     <w:name w:val="Default Paragraph Font"/>
     <w:uiPriority w:val="1"/>
+    <w:semiHidden/>
     <w:unhideWhenUsed/>
   </w:style>
   <w:style w:type="table" w:default="1" w:styleId="Tablanormal">
